--- a/report/API_Security_OpenAPI_Report.docx
+++ b/report/API_Security_OpenAPI_Report.docx
@@ -63,7 +63,7 @@
           <w:sz w:val="22"/>
           <w:szCs w:val="22"/>
         </w:rPr>
-        <w:t>ชื่อ-นามสกุล: ______________________________     รหัสนิสิต: ____________________</w:t>
+        <w:t>ชื่อ-นามสกุล: พิชญ์สินี เกลื่อนถนอม     รหัสนิสิต: 6730371621</w:t>
       </w:r>
     </w:p>
     <w:p>
